--- a/por/docx/14.content.docx
+++ b/por/docx/14.content.docx
@@ -19,7 +19,7 @@
         <w:rPr>
           <w:lang w:val="pt_PT" w:bidi="pt_PT"/>
         </w:rPr>
-        <w:t>Resource: Notas de Estudo - Introduções aos Livros (Tyndale)</w:t>
+        <w:t>Resource: Tyndale Open Study Notes</w:t>
       </w:r>
       <w:r>
         <w:rPr>
@@ -112,7 +112,7 @@
         <w:rPr>
           <w:lang w:val="pt_PT" w:bidi="pt_PT"/>
         </w:rPr>
-        <w:t>Notas de Estudo - Introduções aos Livros (Tyndale)</w:t>
+        <w:t>Tyndale Open Study Notes</w:t>
       </w:r>
     </w:p>
     <w:p>

--- a/por/docx/14.content.docx
+++ b/por/docx/14.content.docx
@@ -19,7 +19,7 @@
         <w:rPr>
           <w:lang w:val="pt_PT" w:bidi="pt_PT"/>
         </w:rPr>
-        <w:t>Resource: Tyndale Open Study Notes</w:t>
+        <w:t>Resource: Aquifer Open Study Notes (Book Intros)</w:t>
       </w:r>
       <w:r>
         <w:rPr>
@@ -112,7 +112,7 @@
         <w:rPr>
           <w:lang w:val="pt_PT" w:bidi="pt_PT"/>
         </w:rPr>
-        <w:t>Tyndale Open Study Notes</w:t>
+        <w:t>Aquifer Open Study Notes (Book Intros)</w:t>
       </w:r>
     </w:p>
     <w:p>

--- a/por/docx/14.content.docx
+++ b/por/docx/14.content.docx
@@ -233,18 +233,12 @@
         </w:rPr>
         <w:t>Segundo Crônicas oferece propósito e esperança a um povo com um futuro incerto. Deus havia prometido que os descendentes de Davi teriam um reino eterno, mas o povo de Judá foi exilado para a Babilônia. Mesmo após retornar a Jerusalém, eles agora viviam como súditos persas. Judá não tinha um rei descendente de Davi e nenhuma esperança de se tornar um reino. No entanto, as promessas de Deus são certas, então o Cronista encorajou os judeus a terem esperança no futuro. As palavras do Rei Josafá capturam o espírito do livro: “Ouçam-me, todo o povo de Judá e Jerusalém! Creiam no Senhor seu Deus, e vocês poderão se manter firmes. Creiam em seus profetas, e vocês terão sucesso” (</w:t>
       </w:r>
-      <w:hyperlink r:id="rId13">
-        <w:r>
-          <w:rPr>
-            <w:lang w:val="pt_PT" w:bidi="pt_PT"/>
-          </w:rPr>
-          <w:rPr>
-            <w:color w:val="0000EE"/>
-            <w:u w:val="single"/>
-          </w:rPr>
-          <w:t>2Cr 20.20</w:t>
-        </w:r>
-      </w:hyperlink>
+      <w:r>
+        <w:rPr>
+          <w:lang w:val="pt_PT" w:bidi="pt_PT"/>
+        </w:rPr>
+        <w:t>2Cr 20.20</w:t>
+      </w:r>
       <w:r>
         <w:rPr>
           <w:lang w:val="pt_PT" w:bidi="pt_PT"/>
@@ -327,36 +321,24 @@
         </w:rPr>
         <w:t>Os primeiros nove capítulos de 2 Crônicas focam no reinado de Salomão. Grande parte dessa narrativa trata da construção do Templo e do provimento para os sacerdotes. A oração de Salomão e a resposta de Deus são centrais no relato do Cronista sobre Salomão (</w:t>
       </w:r>
-      <w:hyperlink r:id="rId14">
-        <w:r>
-          <w:rPr>
-            <w:lang w:val="pt_PT" w:bidi="pt_PT"/>
-          </w:rPr>
-          <w:rPr>
-            <w:color w:val="0000EE"/>
-            <w:u w:val="single"/>
-          </w:rPr>
-          <w:t>6.1–7.22</w:t>
-        </w:r>
-      </w:hyperlink>
+      <w:r>
+        <w:rPr>
+          <w:lang w:val="pt_PT" w:bidi="pt_PT"/>
+        </w:rPr>
+        <w:t>6.1–7.22</w:t>
+      </w:r>
       <w:r>
         <w:rPr>
           <w:lang w:val="pt_PT" w:bidi="pt_PT"/>
         </w:rPr>
         <w:t>). Deus respondeu à oração de Salomão em uma visão que expressou a própria perspectiva teológica do Cronista (</w:t>
       </w:r>
-      <w:hyperlink r:id="rId15">
-        <w:r>
-          <w:rPr>
-            <w:lang w:val="pt_PT" w:bidi="pt_PT"/>
-          </w:rPr>
-          <w:rPr>
-            <w:color w:val="0000EE"/>
-            <w:u w:val="single"/>
-          </w:rPr>
-          <w:t>7.12–22</w:t>
-        </w:r>
-      </w:hyperlink>
+      <w:r>
+        <w:rPr>
+          <w:lang w:val="pt_PT" w:bidi="pt_PT"/>
+        </w:rPr>
+        <w:t>7.12–22</w:t>
+      </w:r>
       <w:r>
         <w:rPr>
           <w:lang w:val="pt_PT" w:bidi="pt_PT"/>
@@ -377,18 +359,12 @@
         </w:rPr>
         <w:t xml:space="preserve">Após registrar a divisão da monarquia, o Cronista concentrou-se quase exclusivamente no reino do sul de Judá. Ele associou a continuidade do reino e o futuro de Israel à dinastia de Davi e ao Templo em Jerusalém. No entanto, os descendentes de Davi que governaram Judá nem sempre foram modelos de obediência. Enquanto isso, o reino do norte, Israel, às vezes fazia o que era certo (e.g., </w:t>
       </w:r>
-      <w:hyperlink r:id="rId16">
-        <w:r>
-          <w:rPr>
-            <w:lang w:val="pt_PT" w:bidi="pt_PT"/>
-          </w:rPr>
-          <w:rPr>
-            <w:color w:val="0000EE"/>
-            <w:u w:val="single"/>
-          </w:rPr>
-          <w:t>28.5–15</w:t>
-        </w:r>
-      </w:hyperlink>
+      <w:r>
+        <w:rPr>
+          <w:lang w:val="pt_PT" w:bidi="pt_PT"/>
+        </w:rPr>
+        <w:t>28.5–15</w:t>
+      </w:r>
       <w:r>
         <w:rPr>
           <w:lang w:val="pt_PT" w:bidi="pt_PT"/>
@@ -409,72 +385,48 @@
         </w:rPr>
         <w:t>A representação dos reis de Judá pelo Cronista às vezes se afasta notavelmente das descrições paralelas no livro dos Reis. Uzias aparece como uma figura menor em Reis (</w:t>
       </w:r>
-      <w:hyperlink r:id="rId17">
-        <w:r>
-          <w:rPr>
-            <w:lang w:val="pt_PT" w:bidi="pt_PT"/>
-          </w:rPr>
-          <w:rPr>
-            <w:color w:val="0000EE"/>
-            <w:u w:val="single"/>
-          </w:rPr>
-          <w:t>2Rs 15.1–7</w:t>
-        </w:r>
-      </w:hyperlink>
+      <w:r>
+        <w:rPr>
+          <w:lang w:val="pt_PT" w:bidi="pt_PT"/>
+        </w:rPr>
+        <w:t>2Rs 15.1–7</w:t>
+      </w:r>
       <w:r>
         <w:rPr>
           <w:lang w:val="pt_PT" w:bidi="pt_PT"/>
         </w:rPr>
         <w:t>), mesmo sendo um rei poderoso que governou por mais de cinquenta anos. Em Crônicas, Uzias é um famoso reformador e construtor. Da mesma forma, embora pouco seja dito sobre Jotão em Reis (</w:t>
       </w:r>
-      <w:hyperlink r:id="rId18">
-        <w:r>
-          <w:rPr>
-            <w:lang w:val="pt_PT" w:bidi="pt_PT"/>
-          </w:rPr>
-          <w:rPr>
-            <w:color w:val="0000EE"/>
-            <w:u w:val="single"/>
-          </w:rPr>
-          <w:t>2Rs 15.32–38</w:t>
-        </w:r>
-      </w:hyperlink>
+      <w:r>
+        <w:rPr>
+          <w:lang w:val="pt_PT" w:bidi="pt_PT"/>
+        </w:rPr>
+        <w:t>2Rs 15.32–38</w:t>
+      </w:r>
       <w:r>
         <w:rPr>
           <w:lang w:val="pt_PT" w:bidi="pt_PT"/>
         </w:rPr>
         <w:t>), em Crônicas seu trabalho é retratado como extenso (</w:t>
       </w:r>
-      <w:hyperlink r:id="rId19">
-        <w:r>
-          <w:rPr>
-            <w:lang w:val="pt_PT" w:bidi="pt_PT"/>
-          </w:rPr>
-          <w:rPr>
-            <w:color w:val="0000EE"/>
-            <w:u w:val="single"/>
-          </w:rPr>
-          <w:t>2Cr 27.3–4</w:t>
-        </w:r>
-      </w:hyperlink>
+      <w:r>
+        <w:rPr>
+          <w:lang w:val="pt_PT" w:bidi="pt_PT"/>
+        </w:rPr>
+        <w:t>2Cr 27.3–4</w:t>
+      </w:r>
       <w:r>
         <w:rPr>
           <w:lang w:val="pt_PT" w:bidi="pt_PT"/>
         </w:rPr>
         <w:t>). O Cronista também amplia nossa compreensão de Ezequias (</w:t>
       </w:r>
-      <w:hyperlink r:id="rId20">
-        <w:r>
-          <w:rPr>
-            <w:lang w:val="pt_PT" w:bidi="pt_PT"/>
-          </w:rPr>
-          <w:rPr>
-            <w:color w:val="0000EE"/>
-            <w:u w:val="single"/>
-          </w:rPr>
-          <w:t>29.1–32.33</w:t>
-        </w:r>
-      </w:hyperlink>
+      <w:r>
+        <w:rPr>
+          <w:lang w:val="pt_PT" w:bidi="pt_PT"/>
+        </w:rPr>
+        <w:t>29.1–32.33</w:t>
+      </w:r>
       <w:r>
         <w:rPr>
           <w:lang w:val="pt_PT" w:bidi="pt_PT"/>
@@ -495,18 +447,12 @@
         </w:rPr>
         <w:t>Os reinados de Manassés e Amom vêm em sequência (</w:t>
       </w:r>
-      <w:hyperlink r:id="rId21">
-        <w:r>
-          <w:rPr>
-            <w:lang w:val="pt_PT" w:bidi="pt_PT"/>
-          </w:rPr>
-          <w:rPr>
-            <w:color w:val="0000EE"/>
-            <w:u w:val="single"/>
-          </w:rPr>
-          <w:t>33.1–25</w:t>
-        </w:r>
-      </w:hyperlink>
+      <w:r>
+        <w:rPr>
+          <w:lang w:val="pt_PT" w:bidi="pt_PT"/>
+        </w:rPr>
+        <w:t>33.1–25</w:t>
+      </w:r>
       <w:r>
         <w:rPr>
           <w:lang w:val="pt_PT" w:bidi="pt_PT"/>
@@ -527,36 +473,24 @@
         </w:rPr>
         <w:t>O reinado de Josias (</w:t>
       </w:r>
-      <w:hyperlink r:id="rId22">
-        <w:r>
-          <w:rPr>
-            <w:lang w:val="pt_PT" w:bidi="pt_PT"/>
-          </w:rPr>
-          <w:rPr>
-            <w:color w:val="0000EE"/>
-            <w:u w:val="single"/>
-          </w:rPr>
-          <w:t>34.1–35.27</w:t>
-        </w:r>
-      </w:hyperlink>
+      <w:r>
+        <w:rPr>
+          <w:lang w:val="pt_PT" w:bidi="pt_PT"/>
+        </w:rPr>
+        <w:t>34.1–35.27</w:t>
+      </w:r>
       <w:r>
         <w:rPr>
           <w:lang w:val="pt_PT" w:bidi="pt_PT"/>
         </w:rPr>
         <w:t>) foi agradável a Deus. Mas quando Josias morreu (609 a.C.), o fim de Judá logo se seguiu. Dentro de quatro anos, os babilônios começaram uma série de ataques (605–586 a.C.) que levaram à destruição de Jerusalém e do Templo e ao exílio da maior parte da população para a Babilônia (</w:t>
       </w:r>
-      <w:hyperlink r:id="rId23">
-        <w:r>
-          <w:rPr>
-            <w:lang w:val="pt_PT" w:bidi="pt_PT"/>
-          </w:rPr>
-          <w:rPr>
-            <w:color w:val="0000EE"/>
-            <w:u w:val="single"/>
-          </w:rPr>
-          <w:t>36.2–21</w:t>
-        </w:r>
-      </w:hyperlink>
+      <w:r>
+        <w:rPr>
+          <w:lang w:val="pt_PT" w:bidi="pt_PT"/>
+        </w:rPr>
+        <w:t>36.2–21</w:t>
+      </w:r>
       <w:r>
         <w:rPr>
           <w:lang w:val="pt_PT" w:bidi="pt_PT"/>
@@ -577,18 +511,12 @@
         </w:rPr>
         <w:t>A narrativa termina com um vislumbre de esperança: a proclamação de Ciro em 538 a.C., que permitiu aos judeus retornarem a Judá e reconstruírem Jerusalém (</w:t>
       </w:r>
-      <w:hyperlink r:id="rId24">
-        <w:r>
-          <w:rPr>
-            <w:lang w:val="pt_PT" w:bidi="pt_PT"/>
-          </w:rPr>
-          <w:rPr>
-            <w:color w:val="0000EE"/>
-            <w:u w:val="single"/>
-          </w:rPr>
-          <w:t>36.22–23</w:t>
-        </w:r>
-      </w:hyperlink>
+      <w:r>
+        <w:rPr>
+          <w:lang w:val="pt_PT" w:bidi="pt_PT"/>
+        </w:rPr>
+        <w:t>36.22–23</w:t>
+      </w:r>
       <w:r>
         <w:rPr>
           <w:lang w:val="pt_PT" w:bidi="pt_PT"/>
@@ -700,18 +628,12 @@
         </w:rPr>
         <w:t>Crônicas apresenta o período de Davi e Salomão como um tempo ideal em que todo Israel se uniu em adoração (</w:t>
       </w:r>
-      <w:hyperlink r:id="rId25">
-        <w:r>
-          <w:rPr>
-            <w:lang w:val="pt_PT" w:bidi="pt_PT"/>
-          </w:rPr>
-          <w:rPr>
-            <w:color w:val="0000EE"/>
-            <w:u w:val="single"/>
-          </w:rPr>
-          <w:t>7.8</w:t>
-        </w:r>
-      </w:hyperlink>
+      <w:r>
+        <w:rPr>
+          <w:lang w:val="pt_PT" w:bidi="pt_PT"/>
+        </w:rPr>
+        <w:t>7.8</w:t>
+      </w:r>
       <w:r>
         <w:rPr>
           <w:lang w:val="pt_PT" w:bidi="pt_PT"/>
@@ -732,72 +654,48 @@
         </w:rPr>
         <w:t>O cronista considera o reinado de Salomão igual ao de Davi, porque Salomão concretizou os planos de Davi para o Templo e para o culto lá (</w:t>
       </w:r>
-      <w:hyperlink r:id="rId26">
-        <w:r>
-          <w:rPr>
-            <w:lang w:val="pt_PT" w:bidi="pt_PT"/>
-          </w:rPr>
-          <w:rPr>
-            <w:color w:val="0000EE"/>
-            <w:u w:val="single"/>
-          </w:rPr>
-          <w:t>3.1</w:t>
-        </w:r>
-      </w:hyperlink>
+      <w:r>
+        <w:rPr>
+          <w:lang w:val="pt_PT" w:bidi="pt_PT"/>
+        </w:rPr>
+        <w:t>3.1</w:t>
+      </w:r>
       <w:r>
         <w:rPr>
           <w:lang w:val="pt_PT" w:bidi="pt_PT"/>
         </w:rPr>
         <w:t xml:space="preserve">; </w:t>
       </w:r>
-      <w:hyperlink r:id="rId27">
-        <w:r>
-          <w:rPr>
-            <w:lang w:val="pt_PT" w:bidi="pt_PT"/>
-          </w:rPr>
-          <w:rPr>
-            <w:color w:val="0000EE"/>
-            <w:u w:val="single"/>
-          </w:rPr>
-          <w:t>5.1</w:t>
-        </w:r>
-      </w:hyperlink>
+      <w:r>
+        <w:rPr>
+          <w:lang w:val="pt_PT" w:bidi="pt_PT"/>
+        </w:rPr>
+        <w:t>5.1</w:t>
+      </w:r>
       <w:r>
         <w:rPr>
           <w:lang w:val="pt_PT" w:bidi="pt_PT"/>
         </w:rPr>
         <w:t xml:space="preserve">; </w:t>
       </w:r>
-      <w:hyperlink r:id="rId28">
-        <w:r>
-          <w:rPr>
-            <w:lang w:val="pt_PT" w:bidi="pt_PT"/>
-          </w:rPr>
-          <w:rPr>
-            <w:color w:val="0000EE"/>
-            <w:u w:val="single"/>
-          </w:rPr>
-          <w:t>7.1</w:t>
-        </w:r>
-      </w:hyperlink>
+      <w:r>
+        <w:rPr>
+          <w:lang w:val="pt_PT" w:bidi="pt_PT"/>
+        </w:rPr>
+        <w:t>7.1</w:t>
+      </w:r>
       <w:r>
         <w:rPr>
           <w:lang w:val="pt_PT" w:bidi="pt_PT"/>
         </w:rPr>
         <w:t>). Em Crônicas, Davi nomeia Salomão ao trono em um anúncio público, e Salomão desfruta da bênção divina e do apoio total do povo. O cronista não menciona a tentativa de golpe de Adonias ou os pecados de Salomão, e ele transfere a culpa pelo cisma para Jeroboão (</w:t>
       </w:r>
-      <w:hyperlink r:id="rId29">
-        <w:r>
-          <w:rPr>
-            <w:lang w:val="pt_PT" w:bidi="pt_PT"/>
-          </w:rPr>
-          <w:rPr>
-            <w:color w:val="0000EE"/>
-            <w:u w:val="single"/>
-          </w:rPr>
-          <w:t>13.6–7</w:t>
-        </w:r>
-      </w:hyperlink>
+      <w:r>
+        <w:rPr>
+          <w:lang w:val="pt_PT" w:bidi="pt_PT"/>
+        </w:rPr>
+        <w:t>13.6–7</w:t>
+      </w:r>
       <w:r>
         <w:rPr>
           <w:lang w:val="pt_PT" w:bidi="pt_PT"/>
@@ -832,90 +730,60 @@
         </w:rPr>
         <w:t>O cronista também apresenta eventos no reinado de Ezequias como uma solução para o problema da monarquia dividida. Anteriormente, o reino de Judá sob Acaz havia descido ao mesmo nível de desobediência que Israel (</w:t>
       </w:r>
-      <w:hyperlink r:id="rId30">
-        <w:r>
-          <w:rPr>
-            <w:lang w:val="pt_PT" w:bidi="pt_PT"/>
-          </w:rPr>
-          <w:rPr>
-            <w:color w:val="0000EE"/>
-            <w:u w:val="single"/>
-          </w:rPr>
-          <w:t>28.2</w:t>
-        </w:r>
-      </w:hyperlink>
+      <w:r>
+        <w:rPr>
+          <w:lang w:val="pt_PT" w:bidi="pt_PT"/>
+        </w:rPr>
+        <w:t>28.2</w:t>
+      </w:r>
       <w:r>
         <w:rPr>
           <w:lang w:val="pt_PT" w:bidi="pt_PT"/>
         </w:rPr>
         <w:t>,</w:t>
       </w:r>
-      <w:hyperlink r:id="rId31">
-        <w:r>
-          <w:rPr>
-            <w:lang w:val="pt_PT" w:bidi="pt_PT"/>
-          </w:rPr>
-          <w:rPr>
-            <w:color w:val="0000EE"/>
-            <w:u w:val="single"/>
-          </w:rPr>
-          <w:t>6</w:t>
-        </w:r>
-      </w:hyperlink>
+      <w:r>
+        <w:rPr>
+          <w:lang w:val="pt_PT" w:bidi="pt_PT"/>
+        </w:rPr>
+        <w:t>6</w:t>
+      </w:r>
       <w:r>
         <w:rPr>
           <w:lang w:val="pt_PT" w:bidi="pt_PT"/>
         </w:rPr>
         <w:t>), enquanto os líderes de Israel confessaram seus pecados (</w:t>
       </w:r>
-      <w:hyperlink r:id="rId32">
-        <w:r>
-          <w:rPr>
-            <w:lang w:val="pt_PT" w:bidi="pt_PT"/>
-          </w:rPr>
-          <w:rPr>
-            <w:color w:val="0000EE"/>
-            <w:u w:val="single"/>
-          </w:rPr>
-          <w:t>28.13</w:t>
-        </w:r>
-      </w:hyperlink>
+      <w:r>
+        <w:rPr>
+          <w:lang w:val="pt_PT" w:bidi="pt_PT"/>
+        </w:rPr>
+        <w:t>28.13</w:t>
+      </w:r>
       <w:r>
         <w:rPr>
           <w:lang w:val="pt_PT" w:bidi="pt_PT"/>
         </w:rPr>
         <w:t>), indicando sua prontidão para a restauração. O cronista então introduz Ezequias, caracterizando-o distintamente como um segundo Salomão. Ezequias convidou o norte para participar da primeira Páscoa de seu reinado, e muitos responderam (</w:t>
       </w:r>
-      <w:hyperlink r:id="rId33">
-        <w:r>
-          <w:rPr>
-            <w:lang w:val="pt_PT" w:bidi="pt_PT"/>
-          </w:rPr>
-          <w:rPr>
-            <w:color w:val="0000EE"/>
-            <w:u w:val="single"/>
-          </w:rPr>
-          <w:t>30.11</w:t>
-        </w:r>
-      </w:hyperlink>
+      <w:r>
+        <w:rPr>
+          <w:lang w:val="pt_PT" w:bidi="pt_PT"/>
+        </w:rPr>
+        <w:t>30.11</w:t>
+      </w:r>
       <w:r>
         <w:rPr>
           <w:lang w:val="pt_PT" w:bidi="pt_PT"/>
         </w:rPr>
         <w:t>); uma celebração semelhante não havia sido realizada desde o tempo de Salomão (</w:t>
       </w:r>
-      <w:hyperlink r:id="rId34">
-        <w:r>
-          <w:rPr>
-            <w:lang w:val="pt_PT" w:bidi="pt_PT"/>
-          </w:rPr>
-          <w:rPr>
-            <w:color w:val="0000EE"/>
-            <w:u w:val="single"/>
-          </w:rPr>
-          <w:t>30.26</w:t>
-        </w:r>
-      </w:hyperlink>
+      <w:r>
+        <w:rPr>
+          <w:lang w:val="pt_PT" w:bidi="pt_PT"/>
+        </w:rPr>
+        <w:t>30.26</w:t>
+      </w:r>
       <w:r>
         <w:rPr>
           <w:lang w:val="pt_PT" w:bidi="pt_PT"/>
